--- a/docs/forms/B3_Mandate_and_Ownership.docx
+++ b/docs/forms/B3_Mandate_and_Ownership.docx
@@ -885,6 +885,224 @@
           <w:color w:val="0B3583"/>
           <w:sz w:val="23"/>
         </w:rPr>
+        <w:t>1b. Permission or instruction?</w:t>
+      </w:r>
+    </w:p>
+    <w:p>
+      <w:pPr>
+        <w:spacing w:after="80"/>
+      </w:pPr>
+      <w:r>
+        <w:rPr>
+          <w:i/>
+          <w:color w:val="5A6672"/>
+          <w:sz w:val="17"/>
+        </w:rPr>
+        <w:t>A director will say yes to visiting engineers. That yes changes nothing on the wards. The mandate is real only when the director tells staff, personally, that this is how the hospital will now work. This is the field that separates the sites that adopted from the sites that did not.</w:t>
+      </w:r>
+    </w:p>
+    <w:tbl>
+      <w:tblPr>
+        <w:tblStyle w:val="TableGrid"/>
+        <w:tblW w:type="auto" w:w="0"/>
+        <w:tblLook w:firstColumn="1" w:firstRow="1" w:lastColumn="0" w:lastRow="0" w:noHBand="0" w:noVBand="1" w:val="04A0"/>
+      </w:tblPr>
+      <w:tblGrid>
+        <w:gridCol w:w="2466"/>
+        <w:gridCol w:w="2466"/>
+        <w:gridCol w:w="2466"/>
+        <w:gridCol w:w="2466"/>
+      </w:tblGrid>
+      <w:tr>
+        <w:tc>
+          <w:tcPr>
+            <w:tcW w:type="dxa" w:w="2494"/>
+            <w:shd w:val="clear" w:color="auto" w:fill="EEF2F7"/>
+          </w:tcPr>
+          <w:p>
+            <w:pPr>
+              <w:spacing w:after="40"/>
+            </w:pPr>
+            <w:r/>
+            <w:r>
+              <w:rPr>
+                <w:b/>
+                <w:i w:val="0"/>
+                <w:color w:val="5A6672"/>
+                <w:sz w:val="17"/>
+              </w:rPr>
+              <w:t>Did the director announce it to staff?</w:t>
+            </w:r>
+          </w:p>
+        </w:tc>
+        <w:tc>
+          <w:tcPr>
+            <w:tcW w:type="dxa" w:w="2041"/>
+            <w:shd w:val="clear" w:color="auto" w:fill="EEF2F7"/>
+          </w:tcPr>
+          <w:p>
+            <w:pPr>
+              <w:spacing w:after="40"/>
+            </w:pPr>
+            <w:r/>
+            <w:r>
+              <w:rPr>
+                <w:b/>
+                <w:i w:val="0"/>
+                <w:color w:val="5A6672"/>
+                <w:sz w:val="17"/>
+              </w:rPr>
+              <w:t>To whom</w:t>
+            </w:r>
+          </w:p>
+        </w:tc>
+        <w:tc>
+          <w:tcPr>
+            <w:tcW w:type="dxa" w:w="1474"/>
+            <w:shd w:val="clear" w:color="auto" w:fill="EEF2F7"/>
+          </w:tcPr>
+          <w:p>
+            <w:pPr>
+              <w:spacing w:after="40"/>
+            </w:pPr>
+            <w:r/>
+            <w:r>
+              <w:rPr>
+                <w:b/>
+                <w:i w:val="0"/>
+                <w:color w:val="5A6672"/>
+                <w:sz w:val="17"/>
+              </w:rPr>
+              <w:t>When</w:t>
+            </w:r>
+          </w:p>
+        </w:tc>
+        <w:tc>
+          <w:tcPr>
+            <w:tcW w:type="dxa" w:w="3855"/>
+            <w:shd w:val="clear" w:color="auto" w:fill="EEF2F7"/>
+          </w:tcPr>
+          <w:p>
+            <w:pPr>
+              <w:spacing w:after="40"/>
+            </w:pPr>
+            <w:r/>
+            <w:r>
+              <w:rPr>
+                <w:b/>
+                <w:i w:val="0"/>
+                <w:color w:val="5A6672"/>
+                <w:sz w:val="17"/>
+              </w:rPr>
+              <w:t>In what form (meeting / memo / word to each head)</w:t>
+            </w:r>
+          </w:p>
+        </w:tc>
+      </w:tr>
+      <w:tr>
+        <w:tc>
+          <w:tcPr>
+            <w:tcW w:type="dxa" w:w="2494"/>
+          </w:tcPr>
+          <w:p>
+            <w:pPr>
+              <w:spacing w:after="40"/>
+            </w:pPr>
+            <w:r/>
+            <w:r>
+              <w:rPr>
+                <w:b w:val="0"/>
+                <w:i w:val="0"/>
+                <w:sz w:val="18"/>
+              </w:rPr>
+              <w:t>Yes / No / Promised, not yet done</w:t>
+            </w:r>
+          </w:p>
+        </w:tc>
+        <w:tc>
+          <w:tcPr>
+            <w:tcW w:type="dxa" w:w="2041"/>
+          </w:tcPr>
+          <w:p>
+            <w:pPr>
+              <w:spacing w:after="40"/>
+            </w:pPr>
+            <w:r/>
+            <w:r>
+              <w:rPr>
+                <w:b w:val="0"/>
+                <w:i w:val="0"/>
+                <w:sz w:val="18"/>
+              </w:rPr>
+            </w:r>
+          </w:p>
+        </w:tc>
+        <w:tc>
+          <w:tcPr>
+            <w:tcW w:type="dxa" w:w="1474"/>
+          </w:tcPr>
+          <w:p>
+            <w:pPr>
+              <w:spacing w:after="40"/>
+            </w:pPr>
+            <w:r/>
+            <w:r>
+              <w:rPr>
+                <w:b w:val="0"/>
+                <w:i w:val="0"/>
+                <w:sz w:val="18"/>
+              </w:rPr>
+            </w:r>
+          </w:p>
+        </w:tc>
+        <w:tc>
+          <w:tcPr>
+            <w:tcW w:type="dxa" w:w="3855"/>
+          </w:tcPr>
+          <w:p>
+            <w:pPr>
+              <w:spacing w:after="40"/>
+            </w:pPr>
+            <w:r/>
+            <w:r>
+              <w:rPr>
+                <w:b w:val="0"/>
+                <w:i w:val="0"/>
+                <w:sz w:val="18"/>
+              </w:rPr>
+            </w:r>
+          </w:p>
+        </w:tc>
+      </w:tr>
+    </w:tbl>
+    <w:p>
+      <w:pPr>
+        <w:spacing w:after="40"/>
+      </w:pPr>
+    </w:p>
+    <w:p>
+      <w:pPr>
+        <w:spacing w:after="80"/>
+      </w:pPr>
+      <w:r>
+        <w:rPr>
+          <w:i/>
+          <w:color w:val="5A6672"/>
+          <w:sz w:val="17"/>
+        </w:rPr>
+        <w:t>If the answer is No, or if the director expects YOU to do the telling, you have permission and not a mandate. Say so here rather than proceeding as though you had one.</w:t>
+      </w:r>
+    </w:p>
+    <w:p>
+      <w:pPr>
+        <w:spacing w:before="160" w:after="60"/>
+      </w:pPr>
+      <w:r>
+        <w:rPr>
+          <w:b/>
+          <w:color w:val="0B3583"/>
+          <w:sz w:val="23"/>
+        </w:rPr>
         <w:t>2. Super-user candidates (permanent staff, respected, curious — not the most senior)</w:t>
       </w:r>
     </w:p>
@@ -1343,7 +1561,7 @@
         <w:color w:val="5A6672"/>
         <w:sz w:val="16"/>
       </w:rPr>
-      <w:t>Handbook v0.3  ·  B-3  ·  Record the handbook version in your closure report</w:t>
+      <w:t>Handbook v0.4  ·  B-3  ·  Record the handbook version in your closure report</w:t>
     </w:r>
   </w:p>
 </w:ftr>
